--- a/public/assets/files/stacjonarne/WF2.docx
+++ b/public/assets/files/stacjonarne/WF2.docx
@@ -523,6 +523,7 @@
                 <w:i w:val="0"/>
                 <w:sz w:val="22"/>
               </w:rPr>
+              <w:t>I</w:t>
             </w:r>
           </w:p>
         </w:tc>
@@ -560,6 +561,7 @@
                 <w:i w:val="0"/>
                 <w:sz w:val="22"/>
               </w:rPr>
+              <w:t>obligatoryjny</w:t>
             </w:r>
           </w:p>
         </w:tc>

--- a/public/assets/files/stacjonarne/WF2.docx
+++ b/public/assets/files/stacjonarne/WF2.docx
@@ -680,12 +680,22 @@
         <w:tblW w:w="5000" w:type="pct"/>
       </w:tblPr>
       <w:tblGrid>
-        <w:gridCol w:w="9972"/>
+        <w:gridCol w:w="997"/>
+        <w:gridCol w:w="997"/>
+        <w:gridCol w:w="997"/>
+        <w:gridCol w:w="997"/>
+        <w:gridCol w:w="997"/>
+        <w:gridCol w:w="997"/>
+        <w:gridCol w:w="997"/>
+        <w:gridCol w:w="997"/>
+        <w:gridCol w:w="997"/>
+        <w:gridCol w:w="997"/>
       </w:tblGrid>
       <w:tr>
         <w:tc>
           <w:tcPr>
-            <w:tcW w:type="dxa" w:w="9972"/>
+            <w:tcW w:type="dxa" w:w="9970"/>
+            <w:gridSpan w:val="10"/>
             <w:shd w:val="clear" w:color="auto" w:fill="D9D9D9"/>
           </w:tcPr>
           <w:p>
@@ -704,31 +714,34 @@
           </w:p>
         </w:tc>
       </w:tr>
-    </w:tbl>
-    <w:tbl>
-      <w:tblPr>
-        <w:tblW w:type="auto" w:w="0"/>
-        <w:tblLook w:firstColumn="1" w:firstRow="1" w:lastColumn="0" w:lastRow="0" w:noHBand="0" w:noVBand="1" w:val="04A0"/>
-        <w:tblBorders>
-          <w:top w:val="single" w:sz="4" w:space="0" w:color="000000"/>
-          <w:left w:val="single" w:sz="4" w:space="0" w:color="000000"/>
-          <w:bottom w:val="single" w:sz="4" w:space="0" w:color="000000"/>
-          <w:right w:val="single" w:sz="4" w:space="0" w:color="000000"/>
-          <w:insideH w:val="single" w:sz="4" w:space="0" w:color="000000"/>
-          <w:insideV w:val="single" w:sz="4" w:space="0" w:color="000000"/>
-        </w:tblBorders>
-        <w:tblW w:w="5000" w:type="pct"/>
-      </w:tblPr>
-      <w:tblGrid>
-        <w:gridCol w:w="2493"/>
-        <w:gridCol w:w="2493"/>
-        <w:gridCol w:w="2493"/>
-        <w:gridCol w:w="2493"/>
-      </w:tblGrid>
       <w:tr>
         <w:tc>
           <w:tcPr>
-            <w:tcW w:type="dxa" w:w="2493"/>
+            <w:tcW w:type="dxa" w:w="9970"/>
+            <w:gridSpan w:val="10"/>
+            <w:shd w:val="clear" w:color="auto" w:fill="D9D9D9"/>
+          </w:tcPr>
+          <w:p>
+            <w:pPr>
+              <w:spacing w:before="20" w:after="20"/>
+            </w:pPr>
+            <w:r>
+              <w:rPr>
+                <w:rFonts w:ascii="Aptos" w:hAnsi="Aptos"/>
+                <w:b w:val="0"/>
+                <w:i w:val="0"/>
+                <w:sz w:val="16"/>
+              </w:rPr>
+              <w:t>Wymiar godzinowy (liczba godzin w semestrze)</w:t>
+            </w:r>
+          </w:p>
+        </w:tc>
+      </w:tr>
+      <w:tr>
+        <w:tc>
+          <w:tcPr>
+            <w:tcW w:type="dxa" w:w="1994"/>
+            <w:gridSpan w:val="2"/>
             <w:shd w:val="clear" w:color="auto" w:fill="D9D9D9"/>
           </w:tcPr>
           <w:p>
@@ -748,7 +761,8 @@
         </w:tc>
         <w:tc>
           <w:tcPr>
-            <w:tcW w:type="dxa" w:w="2493"/>
+            <w:tcW w:type="dxa" w:w="2991"/>
+            <w:gridSpan w:val="3"/>
             <w:shd w:val="clear" w:color="auto" w:fill="D9D9D9"/>
           </w:tcPr>
           <w:p>
@@ -768,7 +782,8 @@
         </w:tc>
         <w:tc>
           <w:tcPr>
-            <w:tcW w:type="dxa" w:w="2493"/>
+            <w:tcW w:type="dxa" w:w="2991"/>
+            <w:gridSpan w:val="3"/>
             <w:shd w:val="clear" w:color="auto" w:fill="D9D9D9"/>
           </w:tcPr>
           <w:p>
@@ -788,7 +803,8 @@
         </w:tc>
         <w:tc>
           <w:tcPr>
-            <w:tcW w:type="dxa" w:w="2493"/>
+            <w:tcW w:type="dxa" w:w="1994"/>
+            <w:gridSpan w:val="2"/>
             <w:shd w:val="clear" w:color="auto" w:fill="D9D9D9"/>
           </w:tcPr>
           <w:p>
@@ -810,7 +826,8 @@
       <w:tr>
         <w:tc>
           <w:tcPr>
-            <w:tcW w:type="dxa" w:w="2493"/>
+            <w:tcW w:type="dxa" w:w="1994"/>
+            <w:gridSpan w:val="2"/>
           </w:tcPr>
           <w:p>
             <w:pPr>
@@ -829,7 +846,8 @@
         </w:tc>
         <w:tc>
           <w:tcPr>
-            <w:tcW w:type="dxa" w:w="2493"/>
+            <w:tcW w:type="dxa" w:w="2991"/>
+            <w:gridSpan w:val="3"/>
           </w:tcPr>
           <w:p>
             <w:pPr>
@@ -848,7 +866,8 @@
         </w:tc>
         <w:tc>
           <w:tcPr>
-            <w:tcW w:type="dxa" w:w="2493"/>
+            <w:tcW w:type="dxa" w:w="2991"/>
+            <w:gridSpan w:val="3"/>
           </w:tcPr>
           <w:p>
             <w:pPr>
@@ -867,7 +886,8 @@
         </w:tc>
         <w:tc>
           <w:tcPr>
-            <w:tcW w:type="dxa" w:w="2493"/>
+            <w:tcW w:type="dxa" w:w="1994"/>
+            <w:gridSpan w:val="2"/>
           </w:tcPr>
           <w:p>
             <w:pPr>
@@ -885,30 +905,34 @@
           </w:p>
         </w:tc>
       </w:tr>
-    </w:tbl>
-    <w:tbl>
-      <w:tblPr>
-        <w:tblW w:type="auto" w:w="0"/>
-        <w:tblLook w:firstColumn="1" w:firstRow="1" w:lastColumn="0" w:lastRow="0" w:noHBand="0" w:noVBand="1" w:val="04A0"/>
-        <w:tblBorders>
-          <w:top w:val="single" w:sz="4" w:space="0" w:color="000000"/>
-          <w:left w:val="single" w:sz="4" w:space="0" w:color="000000"/>
-          <w:bottom w:val="single" w:sz="4" w:space="0" w:color="000000"/>
-          <w:right w:val="single" w:sz="4" w:space="0" w:color="000000"/>
-          <w:insideH w:val="single" w:sz="4" w:space="0" w:color="000000"/>
-          <w:insideV w:val="single" w:sz="4" w:space="0" w:color="000000"/>
-        </w:tblBorders>
-        <w:tblW w:w="5000" w:type="pct"/>
-      </w:tblPr>
-      <w:tblGrid>
-        <w:gridCol w:w="3324"/>
-        <w:gridCol w:w="3324"/>
-        <w:gridCol w:w="3324"/>
-      </w:tblGrid>
       <w:tr>
         <w:tc>
           <w:tcPr>
-            <w:tcW w:type="dxa" w:w="3324"/>
+            <w:tcW w:type="dxa" w:w="9970"/>
+            <w:gridSpan w:val="10"/>
+            <w:shd w:val="clear" w:color="auto" w:fill="D9D9D9"/>
+          </w:tcPr>
+          <w:p>
+            <w:pPr>
+              <w:spacing w:before="20" w:after="20"/>
+            </w:pPr>
+            <w:r>
+              <w:rPr>
+                <w:rFonts w:ascii="Aptos" w:hAnsi="Aptos"/>
+                <w:b/>
+                <w:i w:val="0"/>
+                <w:sz w:val="22"/>
+              </w:rPr>
+              <w:t>Bilans ECTS</w:t>
+            </w:r>
+          </w:p>
+        </w:tc>
+      </w:tr>
+      <w:tr>
+        <w:tc>
+          <w:tcPr>
+            <w:tcW w:type="dxa" w:w="4985"/>
+            <w:gridSpan w:val="5"/>
             <w:shd w:val="clear" w:color="auto" w:fill="D9D9D9"/>
           </w:tcPr>
           <w:p>
@@ -928,7 +952,8 @@
         </w:tc>
         <w:tc>
           <w:tcPr>
-            <w:tcW w:type="dxa" w:w="3324"/>
+            <w:tcW w:type="dxa" w:w="2991"/>
+            <w:gridSpan w:val="3"/>
             <w:shd w:val="clear" w:color="auto" w:fill="D9D9D9"/>
           </w:tcPr>
           <w:p>
@@ -948,7 +973,8 @@
         </w:tc>
         <w:tc>
           <w:tcPr>
-            <w:tcW w:type="dxa" w:w="3324"/>
+            <w:tcW w:type="dxa" w:w="1994"/>
+            <w:gridSpan w:val="2"/>
             <w:shd w:val="clear" w:color="auto" w:fill="D9D9D9"/>
           </w:tcPr>
           <w:p>
@@ -970,7 +996,8 @@
       <w:tr>
         <w:tc>
           <w:tcPr>
-            <w:tcW w:type="dxa" w:w="3324"/>
+            <w:tcW w:type="dxa" w:w="4985"/>
+            <w:gridSpan w:val="5"/>
           </w:tcPr>
           <w:p>
             <w:pPr>
@@ -989,7 +1016,8 @@
         </w:tc>
         <w:tc>
           <w:tcPr>
-            <w:tcW w:type="dxa" w:w="3324"/>
+            <w:tcW w:type="dxa" w:w="2991"/>
+            <w:gridSpan w:val="3"/>
           </w:tcPr>
           <w:p>
             <w:pPr>
@@ -1008,7 +1036,8 @@
         </w:tc>
         <w:tc>
           <w:tcPr>
-            <w:tcW w:type="dxa" w:w="3324"/>
+            <w:tcW w:type="dxa" w:w="1994"/>
+            <w:gridSpan w:val="2"/>
           </w:tcPr>
           <w:p>
             <w:pPr>
@@ -1029,7 +1058,8 @@
       <w:tr>
         <w:tc>
           <w:tcPr>
-            <w:tcW w:type="dxa" w:w="3324"/>
+            <w:tcW w:type="dxa" w:w="4985"/>
+            <w:gridSpan w:val="5"/>
           </w:tcPr>
           <w:p>
             <w:pPr>
@@ -1048,7 +1078,8 @@
         </w:tc>
         <w:tc>
           <w:tcPr>
-            <w:tcW w:type="dxa" w:w="3324"/>
+            <w:tcW w:type="dxa" w:w="2991"/>
+            <w:gridSpan w:val="3"/>
           </w:tcPr>
           <w:p>
             <w:pPr>
@@ -1061,13 +1092,13 @@
                 <w:i w:val="0"/>
                 <w:sz w:val="22"/>
               </w:rPr>
-              <w:t>0</w:t>
             </w:r>
           </w:p>
         </w:tc>
         <w:tc>
           <w:tcPr>
-            <w:tcW w:type="dxa" w:w="3324"/>
+            <w:tcW w:type="dxa" w:w="1994"/>
+            <w:gridSpan w:val="2"/>
           </w:tcPr>
           <w:p>
             <w:pPr>
@@ -1080,7 +1111,6 @@
                 <w:i w:val="0"/>
                 <w:sz w:val="22"/>
               </w:rPr>
-              <w:t>0</w:t>
             </w:r>
           </w:p>
         </w:tc>
@@ -1088,7 +1118,29 @@
       <w:tr>
         <w:tc>
           <w:tcPr>
-            <w:tcW w:type="dxa" w:w="3324"/>
+            <w:tcW w:type="dxa" w:w="4985"/>
+            <w:gridSpan w:val="5"/>
+            <w:shd w:val="clear" w:color="auto" w:fill="D9D9D9"/>
+          </w:tcPr>
+          <w:p>
+            <w:pPr>
+              <w:spacing w:before="20" w:after="20"/>
+            </w:pPr>
+            <w:r>
+              <w:rPr>
+                <w:rFonts w:ascii="Aptos" w:hAnsi="Aptos"/>
+                <w:b/>
+                <w:i w:val="0"/>
+                <w:sz w:val="16"/>
+              </w:rPr>
+              <w:t>Opis samodzielnej pracy studenta</w:t>
+            </w:r>
+          </w:p>
+        </w:tc>
+        <w:tc>
+          <w:tcPr>
+            <w:tcW w:type="dxa" w:w="4985"/>
+            <w:gridSpan w:val="5"/>
           </w:tcPr>
           <w:p>
             <w:pPr>
@@ -1101,45 +1153,7 @@
                 <w:i w:val="0"/>
                 <w:sz w:val="22"/>
               </w:rPr>
-              <w:t>Suma</w:t>
-            </w:r>
-          </w:p>
-        </w:tc>
-        <w:tc>
-          <w:tcPr>
-            <w:tcW w:type="dxa" w:w="3324"/>
-          </w:tcPr>
-          <w:p>
-            <w:pPr>
-              <w:spacing w:before="20" w:after="20"/>
-            </w:pPr>
-            <w:r>
-              <w:rPr>
-                <w:rFonts w:ascii="Aptos" w:hAnsi="Aptos"/>
-                <w:b w:val="0"/>
-                <w:i w:val="0"/>
-                <w:sz w:val="22"/>
-              </w:rPr>
-              <w:t>30</w:t>
-            </w:r>
-          </w:p>
-        </w:tc>
-        <w:tc>
-          <w:tcPr>
-            <w:tcW w:type="dxa" w:w="3324"/>
-          </w:tcPr>
-          <w:p>
-            <w:pPr>
-              <w:spacing w:before="20" w:after="20"/>
-            </w:pPr>
-            <w:r>
-              <w:rPr>
-                <w:rFonts w:ascii="Aptos" w:hAnsi="Aptos"/>
-                <w:b w:val="0"/>
-                <w:i w:val="0"/>
-                <w:sz w:val="22"/>
-              </w:rPr>
-              <w:t>0</w:t>
+              <w:t>Aktywność fizyczna poza zajęciami (np. zajęcia sportowe spoza oferty uczelni); dbanie o kondycję fizyczną; uzyskanie zaświadczenia z zajęć zewnętrznych w razie potrzeby.</w:t>
             </w:r>
           </w:p>
         </w:tc>
@@ -1250,7 +1264,32 @@
           <w:tcPr>
             <w:tcW w:type="dxa" w:w="9972"/>
           </w:tcPr>
-          <w:p/>
+          <w:p>
+            <w:pPr>
+              <w:spacing w:before="20" w:after="20"/>
+            </w:pPr>
+            <w:r>
+              <w:rPr>
+                <w:rFonts w:ascii="Aptos" w:hAnsi="Aptos"/>
+                <w:b/>
+                <w:sz w:val="22"/>
+              </w:rPr>
+              <w:t>Ćwiczenia / Laboratorium:</w:t>
+            </w:r>
+          </w:p>
+          <w:p>
+            <w:pPr>
+              <w:spacing w:before="20" w:after="20"/>
+            </w:pPr>
+            <w:r>
+              <w:rPr>
+                <w:rFonts w:ascii="Aptos" w:hAnsi="Aptos"/>
+                <w:b w:val="0"/>
+                <w:sz w:val="22"/>
+              </w:rPr>
+              <w:t>• praca w grupach</w:t>
+            </w:r>
+          </w:p>
         </w:tc>
       </w:tr>
     </w:tbl>
@@ -1499,213 +1538,10 @@
             <w:r>
               <w:rPr>
                 <w:rFonts w:ascii="Aptos" w:hAnsi="Aptos"/>
+                <w:b w:val="0"/>
+                <w:i w:val="0"/>
                 <w:sz w:val="22"/>
               </w:rPr>
-              <w:t>1. Ćwiczenia – praca w grupach,</w:t>
-            </w:r>
-          </w:p>
-          <w:p>
-            <w:pPr>
-              <w:spacing w:before="20" w:after="20"/>
-            </w:pPr>
-            <w:r>
-              <w:rPr>
-                <w:rFonts w:ascii="Aptos" w:hAnsi="Aptos"/>
-                <w:sz w:val="22"/>
-              </w:rPr>
-              <w:t>2. Praca w parach, praca indywidualna</w:t>
-            </w:r>
-          </w:p>
-          <w:p>
-            <w:pPr>
-              <w:spacing w:before="20" w:after="20"/>
-            </w:pPr>
-            <w:r>
-              <w:rPr>
-                <w:rFonts w:ascii="Aptos" w:hAnsi="Aptos"/>
-                <w:sz w:val="22"/>
-              </w:rPr>
-              <w:t>3. Ćwiczenia :</w:t>
-            </w:r>
-          </w:p>
-          <w:p>
-            <w:pPr>
-              <w:spacing w:before="20" w:after="20"/>
-            </w:pPr>
-            <w:r>
-              <w:rPr>
-                <w:rFonts w:ascii="Aptos" w:hAnsi="Aptos"/>
-                <w:sz w:val="22"/>
-              </w:rPr>
-              <w:t>4. Zaliczenie bez oceny</w:t>
-            </w:r>
-          </w:p>
-          <w:p>
-            <w:pPr>
-              <w:spacing w:before="20" w:after="20"/>
-            </w:pPr>
-            <w:r>
-              <w:rPr>
-                <w:rFonts w:ascii="Aptos" w:hAnsi="Aptos"/>
-                <w:sz w:val="22"/>
-              </w:rPr>
-              <w:t>5. Wykład --------------------------------</w:t>
-            </w:r>
-          </w:p>
-          <w:p>
-            <w:pPr>
-              <w:spacing w:before="20" w:after="20"/>
-            </w:pPr>
-            <w:r>
-              <w:rPr>
-                <w:rFonts w:ascii="Aptos" w:hAnsi="Aptos"/>
-                <w:sz w:val="22"/>
-              </w:rPr>
-              <w:t>6. Zaliczenie bez oceny</w:t>
-            </w:r>
-          </w:p>
-          <w:p>
-            <w:pPr>
-              <w:spacing w:before="20" w:after="20"/>
-            </w:pPr>
-            <w:r>
-              <w:rPr>
-                <w:rFonts w:ascii="Aptos" w:hAnsi="Aptos"/>
-                <w:sz w:val="22"/>
-              </w:rPr>
-              <w:t>7. Kryteria oceny</w:t>
-            </w:r>
-          </w:p>
-          <w:p>
-            <w:pPr>
-              <w:spacing w:before="20" w:after="20"/>
-            </w:pPr>
-            <w:r>
-              <w:rPr>
-                <w:rFonts w:ascii="Aptos" w:hAnsi="Aptos"/>
-                <w:sz w:val="22"/>
-              </w:rPr>
-              <w:t>8. Ćwiczenia :</w:t>
-            </w:r>
-          </w:p>
-          <w:p>
-            <w:pPr>
-              <w:spacing w:before="20" w:after="20"/>
-            </w:pPr>
-            <w:r>
-              <w:rPr>
-                <w:rFonts w:ascii="Aptos" w:hAnsi="Aptos"/>
-                <w:sz w:val="22"/>
-              </w:rPr>
-              <w:t>9. -Aktywna obecność na zajęciach, maksymalnie 2 nieusprawiedliwione nieobecności w czasie semestru(zwolnienie lekarskie przedstawione zgodnie z regulaminem).Obecność poświadczona jest w dzienniku zajęć.</w:t>
-            </w:r>
-          </w:p>
-          <w:p>
-            <w:pPr>
-              <w:spacing w:before="20" w:after="20"/>
-            </w:pPr>
-            <w:r>
-              <w:rPr>
-                <w:rFonts w:ascii="Aptos" w:hAnsi="Aptos"/>
-                <w:sz w:val="22"/>
-              </w:rPr>
-              <w:t>10. -Aktywna obecność na zajęciach w wymiarze 45 minut</w:t>
-            </w:r>
-          </w:p>
-          <w:p>
-            <w:pPr>
-              <w:spacing w:before="20" w:after="20"/>
-            </w:pPr>
-            <w:r>
-              <w:rPr>
-                <w:rFonts w:ascii="Aptos" w:hAnsi="Aptos"/>
-                <w:sz w:val="22"/>
-              </w:rPr>
-              <w:t>11. -Zajęcia spoza oferty PJATK poświadczone zaświadczeniem (zgodnie z załącznikiem 1 w regulaminie zaliczenia przedmiotu)</w:t>
-            </w:r>
-          </w:p>
-          <w:p>
-            <w:pPr>
-              <w:spacing w:before="20" w:after="20"/>
-            </w:pPr>
-            <w:r>
-              <w:rPr>
-                <w:rFonts w:ascii="Aptos" w:hAnsi="Aptos"/>
-                <w:sz w:val="22"/>
-              </w:rPr>
-              <w:t>12. -W przypadku długotrwałej choroby lub innych przeciwskazań zdrowotnych możliwe jest zwolnienie lekarskie od specjalisty.</w:t>
-            </w:r>
-          </w:p>
-          <w:p>
-            <w:pPr>
-              <w:spacing w:before="20" w:after="20"/>
-            </w:pPr>
-            <w:r>
-              <w:rPr>
-                <w:rFonts w:ascii="Aptos" w:hAnsi="Aptos"/>
-                <w:sz w:val="22"/>
-              </w:rPr>
-              <w:t>13. Kryteria zaliczenia:</w:t>
-            </w:r>
-          </w:p>
-          <w:p>
-            <w:pPr>
-              <w:spacing w:before="20" w:after="20"/>
-            </w:pPr>
-            <w:r>
-              <w:rPr>
-                <w:rFonts w:ascii="Aptos" w:hAnsi="Aptos"/>
-                <w:sz w:val="22"/>
-              </w:rPr>
-              <w:t>14. -aktywne uczestnictwo w zajęciach</w:t>
-            </w:r>
-          </w:p>
-          <w:p>
-            <w:pPr>
-              <w:spacing w:before="20" w:after="20"/>
-            </w:pPr>
-            <w:r>
-              <w:rPr>
-                <w:rFonts w:ascii="Aptos" w:hAnsi="Aptos"/>
-                <w:sz w:val="22"/>
-              </w:rPr>
-              <w:t>15. -maksymalnie 2 nieobecności(w przypadku zajęć realizowanych przez PJATK)</w:t>
-            </w:r>
-          </w:p>
-          <w:p>
-            <w:pPr>
-              <w:spacing w:before="20" w:after="20"/>
-            </w:pPr>
-            <w:r>
-              <w:rPr>
-                <w:rFonts w:ascii="Aptos" w:hAnsi="Aptos"/>
-                <w:sz w:val="22"/>
-              </w:rPr>
-              <w:t>16. -obecność 100%(w przypadku zajęć spoza oferty PJATK</w:t>
-            </w:r>
-          </w:p>
-          <w:p>
-            <w:pPr>
-              <w:spacing w:before="20" w:after="20"/>
-            </w:pPr>
-            <w:r>
-              <w:rPr>
-                <w:rFonts w:ascii="Aptos" w:hAnsi="Aptos"/>
-                <w:sz w:val="22"/>
-              </w:rPr>
-              <w:t>17. -obecność 100% w przypadku ITN</w:t>
-            </w:r>
-          </w:p>
-          <w:p>
-            <w:pPr>
-              <w:spacing w:before="20" w:after="20"/>
-            </w:pPr>
-            <w:r>
-              <w:rPr>
-                <w:rFonts w:ascii="Aptos" w:hAnsi="Aptos"/>
-                <w:sz w:val="22"/>
-              </w:rPr>
-              <w:t>18. .</w:t>
             </w:r>
           </w:p>
         </w:tc>
@@ -1722,211 +1558,7 @@
                 <w:rFonts w:ascii="Aptos" w:hAnsi="Aptos"/>
                 <w:sz w:val="22"/>
               </w:rPr>
-              <w:t>1. Ćwiczenia – praca w grupach,</w:t>
-            </w:r>
-          </w:p>
-          <w:p>
-            <w:pPr>
-              <w:spacing w:before="20" w:after="20"/>
-            </w:pPr>
-            <w:r>
-              <w:rPr>
-                <w:rFonts w:ascii="Aptos" w:hAnsi="Aptos"/>
-                <w:sz w:val="22"/>
-              </w:rPr>
-              <w:t>2. Praca w parach, praca indywidualna</w:t>
-            </w:r>
-          </w:p>
-          <w:p>
-            <w:pPr>
-              <w:spacing w:before="20" w:after="20"/>
-            </w:pPr>
-            <w:r>
-              <w:rPr>
-                <w:rFonts w:ascii="Aptos" w:hAnsi="Aptos"/>
-                <w:sz w:val="22"/>
-              </w:rPr>
-              <w:t>3. Ćwiczenia :</w:t>
-            </w:r>
-          </w:p>
-          <w:p>
-            <w:pPr>
-              <w:spacing w:before="20" w:after="20"/>
-            </w:pPr>
-            <w:r>
-              <w:rPr>
-                <w:rFonts w:ascii="Aptos" w:hAnsi="Aptos"/>
-                <w:sz w:val="22"/>
-              </w:rPr>
-              <w:t>4. Zaliczenie bez oceny</w:t>
-            </w:r>
-          </w:p>
-          <w:p>
-            <w:pPr>
-              <w:spacing w:before="20" w:after="20"/>
-            </w:pPr>
-            <w:r>
-              <w:rPr>
-                <w:rFonts w:ascii="Aptos" w:hAnsi="Aptos"/>
-                <w:sz w:val="22"/>
-              </w:rPr>
-              <w:t>5. Wykład --------------------------------</w:t>
-            </w:r>
-          </w:p>
-          <w:p>
-            <w:pPr>
-              <w:spacing w:before="20" w:after="20"/>
-            </w:pPr>
-            <w:r>
-              <w:rPr>
-                <w:rFonts w:ascii="Aptos" w:hAnsi="Aptos"/>
-                <w:sz w:val="22"/>
-              </w:rPr>
-              <w:t>6. Zaliczenie bez oceny</w:t>
-            </w:r>
-          </w:p>
-          <w:p>
-            <w:pPr>
-              <w:spacing w:before="20" w:after="20"/>
-            </w:pPr>
-            <w:r>
-              <w:rPr>
-                <w:rFonts w:ascii="Aptos" w:hAnsi="Aptos"/>
-                <w:sz w:val="22"/>
-              </w:rPr>
-              <w:t>7. Kryteria oceny</w:t>
-            </w:r>
-          </w:p>
-          <w:p>
-            <w:pPr>
-              <w:spacing w:before="20" w:after="20"/>
-            </w:pPr>
-            <w:r>
-              <w:rPr>
-                <w:rFonts w:ascii="Aptos" w:hAnsi="Aptos"/>
-                <w:sz w:val="22"/>
-              </w:rPr>
-              <w:t>8. Ćwiczenia :</w:t>
-            </w:r>
-          </w:p>
-          <w:p>
-            <w:pPr>
-              <w:spacing w:before="20" w:after="20"/>
-            </w:pPr>
-            <w:r>
-              <w:rPr>
-                <w:rFonts w:ascii="Aptos" w:hAnsi="Aptos"/>
-                <w:sz w:val="22"/>
-              </w:rPr>
-              <w:t>9. -Aktywna obecność na zajęciach, maksymalnie 2 nieusprawiedliwione nieobecności w czasie semestru(zwolnienie lekarskie przedstawione zgodnie z regulaminem).Obecność poświadczona jest w dzienniku zajęć.</w:t>
-            </w:r>
-          </w:p>
-          <w:p>
-            <w:pPr>
-              <w:spacing w:before="20" w:after="20"/>
-            </w:pPr>
-            <w:r>
-              <w:rPr>
-                <w:rFonts w:ascii="Aptos" w:hAnsi="Aptos"/>
-                <w:sz w:val="22"/>
-              </w:rPr>
-              <w:t>10. -Aktywna obecność na zajęciach w wymiarze 45 minut</w:t>
-            </w:r>
-          </w:p>
-          <w:p>
-            <w:pPr>
-              <w:spacing w:before="20" w:after="20"/>
-            </w:pPr>
-            <w:r>
-              <w:rPr>
-                <w:rFonts w:ascii="Aptos" w:hAnsi="Aptos"/>
-                <w:sz w:val="22"/>
-              </w:rPr>
-              <w:t>11. -Zajęcia spoza oferty PJATK poświadczone zaświadczeniem (zgodnie z załącznikiem 1 w regulaminie zaliczenia przedmiotu)</w:t>
-            </w:r>
-          </w:p>
-          <w:p>
-            <w:pPr>
-              <w:spacing w:before="20" w:after="20"/>
-            </w:pPr>
-            <w:r>
-              <w:rPr>
-                <w:rFonts w:ascii="Aptos" w:hAnsi="Aptos"/>
-                <w:sz w:val="22"/>
-              </w:rPr>
-              <w:t>12. -W przypadku długotrwałej choroby lub innych przeciwskazań zdrowotnych możliwe jest zwolnienie lekarskie od specjalisty.</w:t>
-            </w:r>
-          </w:p>
-          <w:p>
-            <w:pPr>
-              <w:spacing w:before="20" w:after="20"/>
-            </w:pPr>
-            <w:r>
-              <w:rPr>
-                <w:rFonts w:ascii="Aptos" w:hAnsi="Aptos"/>
-                <w:sz w:val="22"/>
-              </w:rPr>
-              <w:t>13. Kryteria zaliczenia:</w:t>
-            </w:r>
-          </w:p>
-          <w:p>
-            <w:pPr>
-              <w:spacing w:before="20" w:after="20"/>
-            </w:pPr>
-            <w:r>
-              <w:rPr>
-                <w:rFonts w:ascii="Aptos" w:hAnsi="Aptos"/>
-                <w:sz w:val="22"/>
-              </w:rPr>
-              <w:t>14. -aktywne uczestnictwo w zajęciach</w:t>
-            </w:r>
-          </w:p>
-          <w:p>
-            <w:pPr>
-              <w:spacing w:before="20" w:after="20"/>
-            </w:pPr>
-            <w:r>
-              <w:rPr>
-                <w:rFonts w:ascii="Aptos" w:hAnsi="Aptos"/>
-                <w:sz w:val="22"/>
-              </w:rPr>
-              <w:t>15. -maksymalnie 2 nieobecności(w przypadku zajęć realizowanych przez PJATK)</w:t>
-            </w:r>
-          </w:p>
-          <w:p>
-            <w:pPr>
-              <w:spacing w:before="20" w:after="20"/>
-            </w:pPr>
-            <w:r>
-              <w:rPr>
-                <w:rFonts w:ascii="Aptos" w:hAnsi="Aptos"/>
-                <w:sz w:val="22"/>
-              </w:rPr>
-              <w:t>16. -obecność 100%(w przypadku zajęć spoza oferty PJATK</w:t>
-            </w:r>
-          </w:p>
-          <w:p>
-            <w:pPr>
-              <w:spacing w:before="20" w:after="20"/>
-            </w:pPr>
-            <w:r>
-              <w:rPr>
-                <w:rFonts w:ascii="Aptos" w:hAnsi="Aptos"/>
-                <w:sz w:val="22"/>
-              </w:rPr>
-              <w:t>17. -obecność 100% w przypadku ITN</w:t>
-            </w:r>
-          </w:p>
-          <w:p>
-            <w:pPr>
-              <w:spacing w:before="20" w:after="20"/>
-            </w:pPr>
-            <w:r>
-              <w:rPr>
-                <w:rFonts w:ascii="Aptos" w:hAnsi="Aptos"/>
-                <w:sz w:val="22"/>
-              </w:rPr>
-              <w:t>18. .</w:t>
+              <w:t>1. ocena pracy podczas ćwiczenia</w:t>
             </w:r>
           </w:p>
         </w:tc>
@@ -2169,14 +1801,14 @@
         <w:tblW w:w="5000" w:type="pct"/>
       </w:tblPr>
       <w:tblGrid>
-        <w:gridCol w:w="3324"/>
-        <w:gridCol w:w="3324"/>
-        <w:gridCol w:w="3324"/>
+        <w:gridCol w:w="680"/>
+        <w:gridCol w:w="4536"/>
+        <w:gridCol w:w="4252"/>
       </w:tblGrid>
       <w:tr>
         <w:tc>
           <w:tcPr>
-            <w:tcW w:type="dxa" w:w="9972"/>
+            <w:tcW w:type="dxa" w:w="9468"/>
             <w:gridSpan w:val="3"/>
             <w:shd w:val="clear" w:color="auto" w:fill="D9D9D9"/>
           </w:tcPr>
@@ -2199,7 +1831,7 @@
       <w:tr>
         <w:tc>
           <w:tcPr>
-            <w:tcW w:type="dxa" w:w="3324"/>
+            <w:tcW w:type="dxa" w:w="680"/>
             <w:shd w:val="clear" w:color="auto" w:fill="D9D9D9"/>
           </w:tcPr>
           <w:p>
@@ -2219,7 +1851,7 @@
         </w:tc>
         <w:tc>
           <w:tcPr>
-            <w:tcW w:type="dxa" w:w="3324"/>
+            <w:tcW w:type="dxa" w:w="4536"/>
             <w:shd w:val="clear" w:color="auto" w:fill="D9D9D9"/>
           </w:tcPr>
           <w:p>
@@ -2239,7 +1871,7 @@
         </w:tc>
         <w:tc>
           <w:tcPr>
-            <w:tcW w:type="dxa" w:w="3324"/>
+            <w:tcW w:type="dxa" w:w="4252"/>
             <w:shd w:val="clear" w:color="auto" w:fill="D9D9D9"/>
           </w:tcPr>
           <w:p>
@@ -2261,7 +1893,7 @@
       <w:tr>
         <w:tc>
           <w:tcPr>
-            <w:tcW w:type="dxa" w:w="3324"/>
+            <w:tcW w:type="dxa" w:w="680"/>
           </w:tcPr>
           <w:p>
             <w:pPr>
@@ -2280,7 +1912,7 @@
         </w:tc>
         <w:tc>
           <w:tcPr>
-            <w:tcW w:type="dxa" w:w="3324"/>
+            <w:tcW w:type="dxa" w:w="4536"/>
           </w:tcPr>
           <w:p>
             <w:pPr>
@@ -2299,7 +1931,7 @@
         </w:tc>
         <w:tc>
           <w:tcPr>
-            <w:tcW w:type="dxa" w:w="3324"/>
+            <w:tcW w:type="dxa" w:w="4252"/>
           </w:tcPr>
           <w:p>
             <w:pPr>
@@ -2319,7 +1951,7 @@
       <w:tr>
         <w:tc>
           <w:tcPr>
-            <w:tcW w:type="dxa" w:w="3324"/>
+            <w:tcW w:type="dxa" w:w="680"/>
           </w:tcPr>
           <w:p>
             <w:pPr>
@@ -2338,7 +1970,7 @@
         </w:tc>
         <w:tc>
           <w:tcPr>
-            <w:tcW w:type="dxa" w:w="3324"/>
+            <w:tcW w:type="dxa" w:w="4536"/>
           </w:tcPr>
           <w:p>
             <w:pPr>
@@ -2357,7 +1989,7 @@
         </w:tc>
         <w:tc>
           <w:tcPr>
-            <w:tcW w:type="dxa" w:w="3324"/>
+            <w:tcW w:type="dxa" w:w="4252"/>
           </w:tcPr>
           <w:p>
             <w:pPr>
@@ -2377,7 +2009,7 @@
       <w:tr>
         <w:tc>
           <w:tcPr>
-            <w:tcW w:type="dxa" w:w="3324"/>
+            <w:tcW w:type="dxa" w:w="680"/>
           </w:tcPr>
           <w:p>
             <w:pPr>
@@ -2396,7 +2028,7 @@
         </w:tc>
         <w:tc>
           <w:tcPr>
-            <w:tcW w:type="dxa" w:w="3324"/>
+            <w:tcW w:type="dxa" w:w="4536"/>
           </w:tcPr>
           <w:p>
             <w:pPr>
@@ -2415,7 +2047,7 @@
         </w:tc>
         <w:tc>
           <w:tcPr>
-            <w:tcW w:type="dxa" w:w="3324"/>
+            <w:tcW w:type="dxa" w:w="4252"/>
           </w:tcPr>
           <w:p>
             <w:pPr>
@@ -2435,7 +2067,7 @@
       <w:tr>
         <w:tc>
           <w:tcPr>
-            <w:tcW w:type="dxa" w:w="3324"/>
+            <w:tcW w:type="dxa" w:w="680"/>
           </w:tcPr>
           <w:p>
             <w:pPr>
@@ -2454,7 +2086,7 @@
         </w:tc>
         <w:tc>
           <w:tcPr>
-            <w:tcW w:type="dxa" w:w="3324"/>
+            <w:tcW w:type="dxa" w:w="4536"/>
           </w:tcPr>
           <w:p>
             <w:pPr>
@@ -2473,7 +2105,7 @@
         </w:tc>
         <w:tc>
           <w:tcPr>
-            <w:tcW w:type="dxa" w:w="3324"/>
+            <w:tcW w:type="dxa" w:w="4252"/>
           </w:tcPr>
           <w:p>
             <w:pPr>
@@ -2493,7 +2125,7 @@
       <w:tr>
         <w:tc>
           <w:tcPr>
-            <w:tcW w:type="dxa" w:w="3324"/>
+            <w:tcW w:type="dxa" w:w="680"/>
           </w:tcPr>
           <w:p>
             <w:pPr>
@@ -2512,7 +2144,7 @@
         </w:tc>
         <w:tc>
           <w:tcPr>
-            <w:tcW w:type="dxa" w:w="3324"/>
+            <w:tcW w:type="dxa" w:w="4536"/>
           </w:tcPr>
           <w:p>
             <w:pPr>
@@ -2531,7 +2163,7 @@
         </w:tc>
         <w:tc>
           <w:tcPr>
-            <w:tcW w:type="dxa" w:w="3324"/>
+            <w:tcW w:type="dxa" w:w="4252"/>
           </w:tcPr>
           <w:p>
             <w:pPr>
@@ -2551,7 +2183,7 @@
       <w:tr>
         <w:tc>
           <w:tcPr>
-            <w:tcW w:type="dxa" w:w="3324"/>
+            <w:tcW w:type="dxa" w:w="680"/>
           </w:tcPr>
           <w:p>
             <w:pPr>
@@ -2570,7 +2202,7 @@
         </w:tc>
         <w:tc>
           <w:tcPr>
-            <w:tcW w:type="dxa" w:w="3324"/>
+            <w:tcW w:type="dxa" w:w="4536"/>
           </w:tcPr>
           <w:p>
             <w:pPr>
@@ -2589,7 +2221,7 @@
         </w:tc>
         <w:tc>
           <w:tcPr>
-            <w:tcW w:type="dxa" w:w="3324"/>
+            <w:tcW w:type="dxa" w:w="4252"/>
           </w:tcPr>
           <w:p>
             <w:pPr>
@@ -2609,7 +2241,7 @@
       <w:tr>
         <w:tc>
           <w:tcPr>
-            <w:tcW w:type="dxa" w:w="3324"/>
+            <w:tcW w:type="dxa" w:w="680"/>
           </w:tcPr>
           <w:p>
             <w:pPr>
@@ -2628,7 +2260,7 @@
         </w:tc>
         <w:tc>
           <w:tcPr>
-            <w:tcW w:type="dxa" w:w="3324"/>
+            <w:tcW w:type="dxa" w:w="4536"/>
           </w:tcPr>
           <w:p>
             <w:pPr>
@@ -2647,7 +2279,7 @@
         </w:tc>
         <w:tc>
           <w:tcPr>
-            <w:tcW w:type="dxa" w:w="3324"/>
+            <w:tcW w:type="dxa" w:w="4252"/>
           </w:tcPr>
           <w:p>
             <w:pPr>
@@ -2667,7 +2299,7 @@
       <w:tr>
         <w:tc>
           <w:tcPr>
-            <w:tcW w:type="dxa" w:w="3324"/>
+            <w:tcW w:type="dxa" w:w="680"/>
           </w:tcPr>
           <w:p>
             <w:pPr>
@@ -2686,7 +2318,7 @@
         </w:tc>
         <w:tc>
           <w:tcPr>
-            <w:tcW w:type="dxa" w:w="3324"/>
+            <w:tcW w:type="dxa" w:w="4536"/>
           </w:tcPr>
           <w:p>
             <w:pPr>
@@ -2705,7 +2337,7 @@
         </w:tc>
         <w:tc>
           <w:tcPr>
-            <w:tcW w:type="dxa" w:w="3324"/>
+            <w:tcW w:type="dxa" w:w="4252"/>
           </w:tcPr>
           <w:p>
             <w:pPr>
@@ -3063,6 +2695,7 @@
                 <w:i w:val="0"/>
                 <w:sz w:val="22"/>
               </w:rPr>
+              <w:t>ocena pracy podczas ćwiczenia</w:t>
             </w:r>
           </w:p>
         </w:tc>
@@ -3119,6 +2752,7 @@
                 <w:i w:val="0"/>
                 <w:sz w:val="22"/>
               </w:rPr>
+              <w:t>ocena pracy podczas ćwiczenia</w:t>
             </w:r>
           </w:p>
         </w:tc>
@@ -3175,6 +2809,7 @@
                 <w:i w:val="0"/>
                 <w:sz w:val="22"/>
               </w:rPr>
+              <w:t>ocena pracy podczas ćwiczenia</w:t>
             </w:r>
           </w:p>
         </w:tc>
@@ -3337,6 +2972,7 @@
                 <w:i w:val="0"/>
                 <w:sz w:val="22"/>
               </w:rPr>
+              <w:t>ocena pracy podczas ćwiczenia</w:t>
             </w:r>
           </w:p>
         </w:tc>
@@ -3394,6 +3030,7 @@
                 <w:i w:val="0"/>
                 <w:sz w:val="22"/>
               </w:rPr>
+              <w:t>ocena pracy podczas ćwiczenia</w:t>
             </w:r>
           </w:p>
         </w:tc>
@@ -3451,6 +3088,7 @@
                 <w:i w:val="0"/>
                 <w:sz w:val="22"/>
               </w:rPr>
+              <w:t>ocena pracy podczas ćwiczenia</w:t>
             </w:r>
           </w:p>
         </w:tc>
@@ -3613,6 +3251,7 @@
                 <w:i w:val="0"/>
                 <w:sz w:val="22"/>
               </w:rPr>
+              <w:t>ocena pracy podczas ćwiczenia</w:t>
             </w:r>
           </w:p>
         </w:tc>
@@ -3670,6 +3309,7 @@
                 <w:i w:val="0"/>
                 <w:sz w:val="22"/>
               </w:rPr>
+              <w:t>ocena pracy podczas ćwiczenia</w:t>
             </w:r>
           </w:p>
         </w:tc>
@@ -3727,6 +3367,7 @@
                 <w:i w:val="0"/>
                 <w:sz w:val="22"/>
               </w:rPr>
+              <w:t>ocena pracy podczas ćwiczenia</w:t>
             </w:r>
           </w:p>
         </w:tc>
@@ -3784,6 +3425,7 @@
                 <w:i w:val="0"/>
                 <w:sz w:val="22"/>
               </w:rPr>
+              <w:t>ocena pracy podczas ćwiczenia</w:t>
             </w:r>
           </w:p>
         </w:tc>
@@ -3889,62 +3531,6 @@
                 <w:sz w:val="16"/>
               </w:rPr>
               <w:t>Wyposażenie specjalistyczne konieczne do realizacji przedmiotu</w:t>
-            </w:r>
-          </w:p>
-        </w:tc>
-      </w:tr>
-      <w:tr>
-        <w:tc>
-          <w:tcPr>
-            <w:tcW w:type="dxa" w:w="3324"/>
-          </w:tcPr>
-          <w:p>
-            <w:pPr>
-              <w:spacing w:before="20" w:after="20"/>
-            </w:pPr>
-            <w:r>
-              <w:rPr>
-                <w:rFonts w:ascii="Aptos" w:hAnsi="Aptos"/>
-                <w:b w:val="0"/>
-                <w:i w:val="0"/>
-                <w:sz w:val="22"/>
-              </w:rPr>
-            </w:r>
-          </w:p>
-        </w:tc>
-        <w:tc>
-          <w:tcPr>
-            <w:tcW w:type="dxa" w:w="3324"/>
-          </w:tcPr>
-          <w:p>
-            <w:pPr>
-              <w:spacing w:before="20" w:after="20"/>
-            </w:pPr>
-            <w:r>
-              <w:rPr>
-                <w:rFonts w:ascii="Aptos" w:hAnsi="Aptos"/>
-                <w:b w:val="0"/>
-                <w:i w:val="0"/>
-                <w:sz w:val="22"/>
-              </w:rPr>
-            </w:r>
-          </w:p>
-        </w:tc>
-        <w:tc>
-          <w:tcPr>
-            <w:tcW w:type="dxa" w:w="3324"/>
-          </w:tcPr>
-          <w:p>
-            <w:pPr>
-              <w:spacing w:before="20" w:after="20"/>
-            </w:pPr>
-            <w:r>
-              <w:rPr>
-                <w:rFonts w:ascii="Aptos" w:hAnsi="Aptos"/>
-                <w:b w:val="0"/>
-                <w:i w:val="0"/>
-                <w:sz w:val="22"/>
-              </w:rPr>
             </w:r>
           </w:p>
         </w:tc>

--- a/public/assets/files/stacjonarne/WF2.docx
+++ b/public/assets/files/stacjonarne/WF2.docx
@@ -2695,121 +2695,6 @@
                 <w:i w:val="0"/>
                 <w:sz w:val="22"/>
               </w:rPr>
-              <w:t>ocena pracy podczas ćwiczenia</w:t>
-            </w:r>
-          </w:p>
-        </w:tc>
-      </w:tr>
-      <w:tr>
-        <w:tc>
-          <w:tcPr>
-            <w:tcW w:type="dxa" w:w="3324"/>
-          </w:tcPr>
-          <w:p>
-            <w:pPr>
-              <w:spacing w:before="20" w:after="20"/>
-            </w:pPr>
-            <w:r>
-              <w:rPr>
-                <w:rFonts w:ascii="Aptos" w:hAnsi="Aptos"/>
-                <w:b w:val="0"/>
-                <w:i w:val="0"/>
-                <w:sz w:val="22"/>
-              </w:rPr>
-            </w:r>
-          </w:p>
-        </w:tc>
-        <w:tc>
-          <w:tcPr>
-            <w:tcW w:type="dxa" w:w="3324"/>
-          </w:tcPr>
-          <w:p>
-            <w:pPr>
-              <w:spacing w:before="20" w:after="20"/>
-            </w:pPr>
-            <w:r>
-              <w:rPr>
-                <w:rFonts w:ascii="Aptos" w:hAnsi="Aptos"/>
-                <w:b w:val="0"/>
-                <w:i w:val="0"/>
-                <w:sz w:val="22"/>
-              </w:rPr>
-            </w:r>
-          </w:p>
-        </w:tc>
-        <w:tc>
-          <w:tcPr>
-            <w:tcW w:type="dxa" w:w="3324"/>
-          </w:tcPr>
-          <w:p>
-            <w:pPr>
-              <w:spacing w:before="20" w:after="20"/>
-            </w:pPr>
-            <w:r>
-              <w:rPr>
-                <w:rFonts w:ascii="Aptos" w:hAnsi="Aptos"/>
-                <w:b w:val="0"/>
-                <w:i w:val="0"/>
-                <w:sz w:val="22"/>
-              </w:rPr>
-              <w:t>ocena pracy podczas ćwiczenia</w:t>
-            </w:r>
-          </w:p>
-        </w:tc>
-      </w:tr>
-      <w:tr>
-        <w:tc>
-          <w:tcPr>
-            <w:tcW w:type="dxa" w:w="3324"/>
-          </w:tcPr>
-          <w:p>
-            <w:pPr>
-              <w:spacing w:before="20" w:after="20"/>
-            </w:pPr>
-            <w:r>
-              <w:rPr>
-                <w:rFonts w:ascii="Aptos" w:hAnsi="Aptos"/>
-                <w:b w:val="0"/>
-                <w:i w:val="0"/>
-                <w:sz w:val="22"/>
-              </w:rPr>
-            </w:r>
-          </w:p>
-        </w:tc>
-        <w:tc>
-          <w:tcPr>
-            <w:tcW w:type="dxa" w:w="3324"/>
-          </w:tcPr>
-          <w:p>
-            <w:pPr>
-              <w:spacing w:before="20" w:after="20"/>
-            </w:pPr>
-            <w:r>
-              <w:rPr>
-                <w:rFonts w:ascii="Aptos" w:hAnsi="Aptos"/>
-                <w:b w:val="0"/>
-                <w:i w:val="0"/>
-                <w:sz w:val="22"/>
-              </w:rPr>
-            </w:r>
-          </w:p>
-        </w:tc>
-        <w:tc>
-          <w:tcPr>
-            <w:tcW w:type="dxa" w:w="3324"/>
-          </w:tcPr>
-          <w:p>
-            <w:pPr>
-              <w:spacing w:before="20" w:after="20"/>
-            </w:pPr>
-            <w:r>
-              <w:rPr>
-                <w:rFonts w:ascii="Aptos" w:hAnsi="Aptos"/>
-                <w:b w:val="0"/>
-                <w:i w:val="0"/>
-                <w:sz w:val="22"/>
-              </w:rPr>
-              <w:t>ocena pracy podczas ćwiczenia</w:t>
             </w:r>
           </w:p>
         </w:tc>
@@ -2935,6 +2820,7 @@
                 <w:i w:val="0"/>
                 <w:sz w:val="22"/>
               </w:rPr>
+              <w:t>K_U04</w:t>
             </w:r>
           </w:p>
         </w:tc>
@@ -2993,6 +2879,7 @@
                 <w:i w:val="0"/>
                 <w:sz w:val="22"/>
               </w:rPr>
+              <w:t>K_U04</w:t>
             </w:r>
           </w:p>
         </w:tc>
@@ -3051,6 +2938,7 @@
                 <w:i w:val="0"/>
                 <w:sz w:val="22"/>
               </w:rPr>
+              <w:t>K_U05</w:t>
             </w:r>
           </w:p>
         </w:tc>
@@ -3214,6 +3102,7 @@
                 <w:i w:val="0"/>
                 <w:sz w:val="22"/>
               </w:rPr>
+              <w:t>K_K03</w:t>
             </w:r>
           </w:p>
         </w:tc>
@@ -3272,6 +3161,7 @@
                 <w:i w:val="0"/>
                 <w:sz w:val="22"/>
               </w:rPr>
+              <w:t>K_K06</w:t>
             </w:r>
           </w:p>
         </w:tc>
@@ -3330,6 +3220,7 @@
                 <w:i w:val="0"/>
                 <w:sz w:val="22"/>
               </w:rPr>
+              <w:t>K_K06</w:t>
             </w:r>
           </w:p>
         </w:tc>
@@ -3388,6 +3279,7 @@
                 <w:i w:val="0"/>
                 <w:sz w:val="22"/>
               </w:rPr>
+              <w:t>K_K04</w:t>
             </w:r>
           </w:p>
         </w:tc>

--- a/public/assets/files/stacjonarne/WF2.docx
+++ b/public/assets/files/stacjonarne/WF2.docx
@@ -1802,14 +1802,13 @@
       </w:tblPr>
       <w:tblGrid>
         <w:gridCol w:w="680"/>
-        <w:gridCol w:w="4536"/>
-        <w:gridCol w:w="4252"/>
+        <w:gridCol w:w="8788"/>
       </w:tblGrid>
       <w:tr>
         <w:tc>
           <w:tcPr>
             <w:tcW w:type="dxa" w:w="9468"/>
-            <w:gridSpan w:val="3"/>
+            <w:gridSpan w:val="2"/>
             <w:shd w:val="clear" w:color="auto" w:fill="D9D9D9"/>
           </w:tcPr>
           <w:p>
@@ -1851,7 +1850,7 @@
         </w:tc>
         <w:tc>
           <w:tcPr>
-            <w:tcW w:type="dxa" w:w="4536"/>
+            <w:tcW w:type="dxa" w:w="8788"/>
             <w:shd w:val="clear" w:color="auto" w:fill="D9D9D9"/>
           </w:tcPr>
           <w:p>
@@ -1865,27 +1864,7 @@
                 <w:i w:val="0"/>
                 <w:sz w:val="16"/>
               </w:rPr>
-              <w:t>Wykład</w:t>
-            </w:r>
-          </w:p>
-        </w:tc>
-        <w:tc>
-          <w:tcPr>
-            <w:tcW w:type="dxa" w:w="4252"/>
-            <w:shd w:val="clear" w:color="auto" w:fill="D9D9D9"/>
-          </w:tcPr>
-          <w:p>
-            <w:pPr>
-              <w:spacing w:before="20" w:after="20"/>
-            </w:pPr>
-            <w:r>
-              <w:rPr>
-                <w:rFonts w:ascii="Aptos" w:hAnsi="Aptos"/>
-                <w:b/>
-                <w:i w:val="0"/>
-                <w:sz w:val="16"/>
-              </w:rPr>
-              <w:t>Ćwiczenia / Laboratorium / Pracownia</w:t>
+              <w:t>Treści programowe</w:t>
             </w:r>
           </w:p>
         </w:tc>
@@ -1912,7 +1891,7 @@
         </w:tc>
         <w:tc>
           <w:tcPr>
-            <w:tcW w:type="dxa" w:w="4536"/>
+            <w:tcW w:type="dxa" w:w="8788"/>
           </w:tcPr>
           <w:p>
             <w:pPr>
@@ -1926,24 +1905,6 @@
                 <w:sz w:val="22"/>
               </w:rPr>
               <w:t>Wszechstronny rozwój organizmu, korygowanie wad postawy, przez odpowiedni dobór środków i metod stymulujących i korygujących rozwój i funkcjonowanie układu ruchowego, sercowo-naczyniowego, oddechowego i nerwowego.</w:t>
-            </w:r>
-          </w:p>
-        </w:tc>
-        <w:tc>
-          <w:tcPr>
-            <w:tcW w:type="dxa" w:w="4252"/>
-          </w:tcPr>
-          <w:p>
-            <w:pPr>
-              <w:spacing w:before="20" w:after="20"/>
-            </w:pPr>
-            <w:r>
-              <w:rPr>
-                <w:rFonts w:ascii="Aptos" w:hAnsi="Aptos"/>
-                <w:b w:val="0"/>
-                <w:i w:val="0"/>
-                <w:sz w:val="22"/>
-              </w:rPr>
             </w:r>
           </w:p>
         </w:tc>
@@ -1970,7 +1931,7 @@
         </w:tc>
         <w:tc>
           <w:tcPr>
-            <w:tcW w:type="dxa" w:w="4536"/>
+            <w:tcW w:type="dxa" w:w="8788"/>
           </w:tcPr>
           <w:p>
             <w:pPr>
@@ -1984,24 +1945,6 @@
                 <w:sz w:val="22"/>
               </w:rPr>
               <w:t>Rozwój sprawności kondycyjnej i koordynacyjnej oraz dostarczenie studentom wiadomości i umiejętności umożliwiających samokontrolę, samoocenę i samodzielne podejmowanie działań w tym zakresie.</w:t>
-            </w:r>
-          </w:p>
-        </w:tc>
-        <w:tc>
-          <w:tcPr>
-            <w:tcW w:type="dxa" w:w="4252"/>
-          </w:tcPr>
-          <w:p>
-            <w:pPr>
-              <w:spacing w:before="20" w:after="20"/>
-            </w:pPr>
-            <w:r>
-              <w:rPr>
-                <w:rFonts w:ascii="Aptos" w:hAnsi="Aptos"/>
-                <w:b w:val="0"/>
-                <w:i w:val="0"/>
-                <w:sz w:val="22"/>
-              </w:rPr>
             </w:r>
           </w:p>
         </w:tc>
@@ -2028,7 +1971,7 @@
         </w:tc>
         <w:tc>
           <w:tcPr>
-            <w:tcW w:type="dxa" w:w="4536"/>
+            <w:tcW w:type="dxa" w:w="8788"/>
           </w:tcPr>
           <w:p>
             <w:pPr>
@@ -2042,24 +1985,6 @@
                 <w:sz w:val="22"/>
               </w:rPr>
               <w:t>Wykształcenie umiejętności ruchowych przydatnych w aktywności zdrowotnej, utylitarnej, rekreacyjnej i sportowej.</w:t>
-            </w:r>
-          </w:p>
-        </w:tc>
-        <w:tc>
-          <w:tcPr>
-            <w:tcW w:type="dxa" w:w="4252"/>
-          </w:tcPr>
-          <w:p>
-            <w:pPr>
-              <w:spacing w:before="20" w:after="20"/>
-            </w:pPr>
-            <w:r>
-              <w:rPr>
-                <w:rFonts w:ascii="Aptos" w:hAnsi="Aptos"/>
-                <w:b w:val="0"/>
-                <w:i w:val="0"/>
-                <w:sz w:val="22"/>
-              </w:rPr>
             </w:r>
           </w:p>
         </w:tc>
@@ -2086,7 +2011,7 @@
         </w:tc>
         <w:tc>
           <w:tcPr>
-            <w:tcW w:type="dxa" w:w="4536"/>
+            <w:tcW w:type="dxa" w:w="8788"/>
           </w:tcPr>
           <w:p>
             <w:pPr>
@@ -2100,24 +2025,6 @@
                 <w:sz w:val="22"/>
               </w:rPr>
               <w:t>Wyposażenie studentów w niezbędną wiedzę i umiejętności umożliwiające bezpieczną organizację zajęć ruchowych w różnych warunkach środowiskowych, indywidualnie, w grupie rówieśniczej oraz w rodzinie.</w:t>
-            </w:r>
-          </w:p>
-        </w:tc>
-        <w:tc>
-          <w:tcPr>
-            <w:tcW w:type="dxa" w:w="4252"/>
-          </w:tcPr>
-          <w:p>
-            <w:pPr>
-              <w:spacing w:before="20" w:after="20"/>
-            </w:pPr>
-            <w:r>
-              <w:rPr>
-                <w:rFonts w:ascii="Aptos" w:hAnsi="Aptos"/>
-                <w:b w:val="0"/>
-                <w:i w:val="0"/>
-                <w:sz w:val="22"/>
-              </w:rPr>
             </w:r>
           </w:p>
         </w:tc>
@@ -2144,7 +2051,7 @@
         </w:tc>
         <w:tc>
           <w:tcPr>
-            <w:tcW w:type="dxa" w:w="4536"/>
+            <w:tcW w:type="dxa" w:w="8788"/>
           </w:tcPr>
           <w:p>
             <w:pPr>
@@ -2158,24 +2065,6 @@
                 <w:sz w:val="22"/>
               </w:rPr>
               <w:t>Ukształtowanie postawy świadomego i permanentnego uczestnictwa studentów w różnych formach aktywności sportowo-rekreacyjnych w czasie nauki oraz po jej ukończeniu dla zachowania zdrowia fizycznego i psychicznego.</w:t>
-            </w:r>
-          </w:p>
-        </w:tc>
-        <w:tc>
-          <w:tcPr>
-            <w:tcW w:type="dxa" w:w="4252"/>
-          </w:tcPr>
-          <w:p>
-            <w:pPr>
-              <w:spacing w:before="20" w:after="20"/>
-            </w:pPr>
-            <w:r>
-              <w:rPr>
-                <w:rFonts w:ascii="Aptos" w:hAnsi="Aptos"/>
-                <w:b w:val="0"/>
-                <w:i w:val="0"/>
-                <w:sz w:val="22"/>
-              </w:rPr>
             </w:r>
           </w:p>
         </w:tc>
@@ -2202,7 +2091,7 @@
         </w:tc>
         <w:tc>
           <w:tcPr>
-            <w:tcW w:type="dxa" w:w="4536"/>
+            <w:tcW w:type="dxa" w:w="8788"/>
           </w:tcPr>
           <w:p>
             <w:pPr>
@@ -2216,24 +2105,6 @@
                 <w:sz w:val="22"/>
               </w:rPr>
               <w:t>Kształtowanie postaw osobowościowych: poczucia własnej wartości, szacunku dla innych osób, zwłaszcza słabszych i mniej sprawnych.</w:t>
-            </w:r>
-          </w:p>
-        </w:tc>
-        <w:tc>
-          <w:tcPr>
-            <w:tcW w:type="dxa" w:w="4252"/>
-          </w:tcPr>
-          <w:p>
-            <w:pPr>
-              <w:spacing w:before="20" w:after="20"/>
-            </w:pPr>
-            <w:r>
-              <w:rPr>
-                <w:rFonts w:ascii="Aptos" w:hAnsi="Aptos"/>
-                <w:b w:val="0"/>
-                <w:i w:val="0"/>
-                <w:sz w:val="22"/>
-              </w:rPr>
             </w:r>
           </w:p>
         </w:tc>
@@ -2260,7 +2131,7 @@
         </w:tc>
         <w:tc>
           <w:tcPr>
-            <w:tcW w:type="dxa" w:w="4536"/>
+            <w:tcW w:type="dxa" w:w="8788"/>
           </w:tcPr>
           <w:p>
             <w:pPr>
@@ -2274,24 +2145,6 @@
                 <w:sz w:val="22"/>
               </w:rPr>
               <w:t>Kształtowanie współdziałania w zespole, grupie, akceptacji siebie i innych, kultury kibicowania, stosowania zasady „fair play” w sporcie i w życiu.</w:t>
-            </w:r>
-          </w:p>
-        </w:tc>
-        <w:tc>
-          <w:tcPr>
-            <w:tcW w:type="dxa" w:w="4252"/>
-          </w:tcPr>
-          <w:p>
-            <w:pPr>
-              <w:spacing w:before="20" w:after="20"/>
-            </w:pPr>
-            <w:r>
-              <w:rPr>
-                <w:rFonts w:ascii="Aptos" w:hAnsi="Aptos"/>
-                <w:b w:val="0"/>
-                <w:i w:val="0"/>
-                <w:sz w:val="22"/>
-              </w:rPr>
             </w:r>
           </w:p>
         </w:tc>
@@ -2318,7 +2171,7 @@
         </w:tc>
         <w:tc>
           <w:tcPr>
-            <w:tcW w:type="dxa" w:w="4536"/>
+            <w:tcW w:type="dxa" w:w="8788"/>
           </w:tcPr>
           <w:p>
             <w:pPr>
@@ -2332,24 +2185,6 @@
                 <w:sz w:val="22"/>
               </w:rPr>
               <w:t>Szczegółowy program przedmiotu w rozbiciu na tygodnie/bloki tematyczne jest dostępny u prowadzącego zajęcia i koordynatora WF(uzależniony jest od semestru i form realizacji WF)</w:t>
-            </w:r>
-          </w:p>
-        </w:tc>
-        <w:tc>
-          <w:tcPr>
-            <w:tcW w:type="dxa" w:w="4252"/>
-          </w:tcPr>
-          <w:p>
-            <w:pPr>
-              <w:spacing w:before="20" w:after="20"/>
-            </w:pPr>
-            <w:r>
-              <w:rPr>
-                <w:rFonts w:ascii="Aptos" w:hAnsi="Aptos"/>
-                <w:b w:val="0"/>
-                <w:i w:val="0"/>
-                <w:sz w:val="22"/>
-              </w:rPr>
             </w:r>
           </w:p>
         </w:tc>
